--- a/templates/encargo-casado.docx
+++ b/templates/encargo-casado.docx
@@ -1062,7 +1062,7 @@
           <w:szCs w:val="18"/>
           <w:lang w:val="es-ES_tradnl"/>
         </w:rPr>
-        <w:t>{EMAIL_FIDUCIARIA}</w:t>
+        <w:t>infouio@anefi.com.ec</w:t>
       </w:r>
       <w:r>
         <w:rPr>
@@ -1286,26 +1286,6 @@
         </w:rPr>
         <w:t>{NOMBRE_PROP} y {NOMBRE_CONY}</w:t>
       </w:r>
-      <w:r>
-        <w:rPr>
-          <w:rFonts w:ascii="Tahoma" w:hAnsi="Tahoma" w:cs="Tahoma"/>
-          <w:b/>
-          <w:bCs/>
-          <w:sz w:val="18"/>
-          <w:szCs w:val="18"/>
-          <w:lang w:val="es-MX"/>
-        </w:rPr>
-        <w:t/>
-      </w:r>
-      <w:r>
-        <w:rPr>
-          <w:rFonts w:ascii="Tahoma" w:hAnsi="Tahoma" w:cs="Tahoma"/>
-          <w:sz w:val="18"/>
-          <w:szCs w:val="18"/>
-          <w:lang w:val="es-MX"/>
-        </w:rPr>
-        <w:t/>
-      </w:r>
     </w:p>
     <w:p>
       <w:pPr>
@@ -2440,23 +2420,7 @@
           <w:sz w:val="18"/>
           <w:szCs w:val="18"/>
         </w:rPr>
-        <w:t>{NOMBRE_PROP} y {NOMBRE_CONY}, en</w:t>
-      </w:r>
-      <w:r>
-        <w:rPr>
-          <w:rFonts w:asciiTheme="majorHAnsi" w:hAnsiTheme="majorHAnsi" w:cstheme="majorHAnsi"/>
-          <w:sz w:val="18"/>
-          <w:szCs w:val="18"/>
-        </w:rPr>
-        <w:t/>
-      </w:r>
-      <w:r>
-        <w:rPr>
-          <w:rFonts w:asciiTheme="majorHAnsi" w:hAnsiTheme="majorHAnsi" w:cstheme="majorHAnsi"/>
-          <w:sz w:val="18"/>
-          <w:szCs w:val="18"/>
-        </w:rPr>
-        <w:t xml:space="preserve"> los términos y condiciones estipulados en el contrato del Encargo Fiduciario.</w:t>
+        <w:t>{NOMBRE_PROP} y {NOMBRE_CONY}, en los términos y condiciones estipulados en el contrato del Encargo Fiduciario.</w:t>
       </w:r>
     </w:p>
     <w:p>
@@ -3414,17 +3378,15 @@
           <w:rFonts w:asciiTheme="majorHAnsi" w:hAnsiTheme="majorHAnsi" w:cstheme="majorHAnsi"/>
           <w:sz w:val="18"/>
           <w:szCs w:val="18"/>
-          <w:lang w:val="en-US"/>
-        </w:rPr>
-      </w:pPr>
-      <w:r>
-        <w:rPr>
-          <w:rFonts w:asciiTheme="majorHAnsi" w:hAnsiTheme="majorHAnsi" w:cstheme="majorHAnsi"/>
-          <w:b/>
-          <w:bCs/>
-          <w:sz w:val="18"/>
-          <w:szCs w:val="18"/>
-          <w:lang w:val="en-US"/>
+        </w:rPr>
+      </w:pPr>
+      <w:r>
+        <w:rPr>
+          <w:rFonts w:asciiTheme="majorHAnsi" w:hAnsiTheme="majorHAnsi" w:cstheme="majorHAnsi"/>
+          <w:b/>
+          <w:bCs/>
+          <w:sz w:val="18"/>
+          <w:szCs w:val="18"/>
         </w:rPr>
         <w:t xml:space="preserve">Chasis: </w:t>
       </w:r>
@@ -3433,7 +3395,6 @@
           <w:rFonts w:asciiTheme="majorHAnsi" w:hAnsiTheme="majorHAnsi" w:cstheme="majorHAnsi"/>
           <w:sz w:val="18"/>
           <w:szCs w:val="18"/>
-          <w:lang w:val="en-US"/>
         </w:rPr>
         <w:t>{CHASIS}</w:t>
       </w:r>
@@ -3447,17 +3408,15 @@
           <w:bCs/>
           <w:sz w:val="18"/>
           <w:szCs w:val="18"/>
-          <w:lang w:val="en-US"/>
-        </w:rPr>
-      </w:pPr>
-      <w:r>
-        <w:rPr>
-          <w:rFonts w:asciiTheme="majorHAnsi" w:hAnsiTheme="majorHAnsi" w:cstheme="majorHAnsi"/>
-          <w:b/>
-          <w:bCs/>
-          <w:sz w:val="18"/>
-          <w:szCs w:val="18"/>
-          <w:lang w:val="en-US"/>
+        </w:rPr>
+      </w:pPr>
+      <w:r>
+        <w:rPr>
+          <w:rFonts w:asciiTheme="majorHAnsi" w:hAnsiTheme="majorHAnsi" w:cstheme="majorHAnsi"/>
+          <w:b/>
+          <w:bCs/>
+          <w:sz w:val="18"/>
+          <w:szCs w:val="18"/>
         </w:rPr>
         <w:t xml:space="preserve">Motor: </w:t>
       </w:r>
@@ -3466,7 +3425,6 @@
           <w:rFonts w:asciiTheme="majorHAnsi" w:hAnsiTheme="majorHAnsi" w:cstheme="majorHAnsi"/>
           <w:sz w:val="18"/>
           <w:szCs w:val="18"/>
-          <w:lang w:val="en-US"/>
         </w:rPr>
         <w:t>{MOTOR}</w:t>
       </w:r>
@@ -3478,17 +3436,15 @@
           <w:rFonts w:asciiTheme="majorHAnsi" w:hAnsiTheme="majorHAnsi" w:cstheme="majorHAnsi"/>
           <w:sz w:val="18"/>
           <w:szCs w:val="18"/>
-          <w:lang w:val="en-US"/>
-        </w:rPr>
-      </w:pPr>
-      <w:r>
-        <w:rPr>
-          <w:rFonts w:asciiTheme="majorHAnsi" w:hAnsiTheme="majorHAnsi" w:cstheme="majorHAnsi"/>
-          <w:b/>
-          <w:bCs/>
-          <w:sz w:val="18"/>
-          <w:szCs w:val="18"/>
-          <w:lang w:val="en-US"/>
+        </w:rPr>
+      </w:pPr>
+      <w:r>
+        <w:rPr>
+          <w:rFonts w:asciiTheme="majorHAnsi" w:hAnsiTheme="majorHAnsi" w:cstheme="majorHAnsi"/>
+          <w:b/>
+          <w:bCs/>
+          <w:sz w:val="18"/>
+          <w:szCs w:val="18"/>
         </w:rPr>
         <w:t xml:space="preserve">Placa:   </w:t>
       </w:r>
@@ -3497,7 +3453,6 @@
           <w:rFonts w:asciiTheme="majorHAnsi" w:hAnsiTheme="majorHAnsi" w:cstheme="majorHAnsi"/>
           <w:sz w:val="18"/>
           <w:szCs w:val="18"/>
-          <w:lang w:val="en-US"/>
         </w:rPr>
         <w:t>{PLACA_SIN_GUION}</w:t>
       </w:r>
@@ -3510,7 +3465,6 @@
           <w:rFonts w:asciiTheme="majorHAnsi" w:hAnsiTheme="majorHAnsi" w:cstheme="majorHAnsi"/>
           <w:sz w:val="18"/>
           <w:szCs w:val="18"/>
-          <w:lang w:val="en-US"/>
         </w:rPr>
       </w:pPr>
     </w:p>
@@ -3524,7 +3478,6 @@
           <w:bCs/>
           <w:sz w:val="18"/>
           <w:szCs w:val="18"/>
-          <w:lang w:val="en-US"/>
         </w:rPr>
       </w:pPr>
     </w:p>
@@ -3549,6 +3502,7 @@
           <w:sz w:val="18"/>
           <w:szCs w:val="18"/>
         </w:rPr>
+        <w:lastRenderedPageBreak/>
         <w:t>FIDUCIARIA</w:t>
       </w:r>
       <w:r>
@@ -4917,17 +4871,15 @@
           <w:rFonts w:asciiTheme="majorHAnsi" w:hAnsiTheme="majorHAnsi" w:cstheme="majorHAnsi"/>
           <w:sz w:val="18"/>
           <w:szCs w:val="18"/>
-          <w:lang w:val="en-US"/>
-        </w:rPr>
-      </w:pPr>
-      <w:r>
-        <w:rPr>
-          <w:rFonts w:asciiTheme="majorHAnsi" w:hAnsiTheme="majorHAnsi" w:cstheme="majorHAnsi"/>
-          <w:b/>
-          <w:bCs/>
-          <w:sz w:val="18"/>
-          <w:szCs w:val="18"/>
-          <w:lang w:val="en-US"/>
+        </w:rPr>
+      </w:pPr>
+      <w:r>
+        <w:rPr>
+          <w:rFonts w:asciiTheme="majorHAnsi" w:hAnsiTheme="majorHAnsi" w:cstheme="majorHAnsi"/>
+          <w:b/>
+          <w:bCs/>
+          <w:sz w:val="18"/>
+          <w:szCs w:val="18"/>
         </w:rPr>
         <w:t xml:space="preserve">Chasis: </w:t>
       </w:r>
@@ -4936,7 +4888,6 @@
           <w:rFonts w:asciiTheme="majorHAnsi" w:hAnsiTheme="majorHAnsi" w:cstheme="majorHAnsi"/>
           <w:sz w:val="18"/>
           <w:szCs w:val="18"/>
-          <w:lang w:val="en-US"/>
         </w:rPr>
         <w:t>{CHASIS}</w:t>
       </w:r>
@@ -4950,17 +4901,15 @@
           <w:bCs/>
           <w:sz w:val="18"/>
           <w:szCs w:val="18"/>
-          <w:lang w:val="en-US"/>
-        </w:rPr>
-      </w:pPr>
-      <w:r>
-        <w:rPr>
-          <w:rFonts w:asciiTheme="majorHAnsi" w:hAnsiTheme="majorHAnsi" w:cstheme="majorHAnsi"/>
-          <w:b/>
-          <w:bCs/>
-          <w:sz w:val="18"/>
-          <w:szCs w:val="18"/>
-          <w:lang w:val="en-US"/>
+        </w:rPr>
+      </w:pPr>
+      <w:r>
+        <w:rPr>
+          <w:rFonts w:asciiTheme="majorHAnsi" w:hAnsiTheme="majorHAnsi" w:cstheme="majorHAnsi"/>
+          <w:b/>
+          <w:bCs/>
+          <w:sz w:val="18"/>
+          <w:szCs w:val="18"/>
         </w:rPr>
         <w:t xml:space="preserve">Motor: </w:t>
       </w:r>
@@ -4969,7 +4918,6 @@
           <w:rFonts w:asciiTheme="majorHAnsi" w:hAnsiTheme="majorHAnsi" w:cstheme="majorHAnsi"/>
           <w:sz w:val="18"/>
           <w:szCs w:val="18"/>
-          <w:lang w:val="en-US"/>
         </w:rPr>
         <w:t>{MOTOR}</w:t>
       </w:r>
@@ -4981,17 +4929,15 @@
           <w:rFonts w:asciiTheme="majorHAnsi" w:hAnsiTheme="majorHAnsi" w:cstheme="majorHAnsi"/>
           <w:sz w:val="18"/>
           <w:szCs w:val="18"/>
-          <w:lang w:val="en-US"/>
-        </w:rPr>
-      </w:pPr>
-      <w:r>
-        <w:rPr>
-          <w:rFonts w:asciiTheme="majorHAnsi" w:hAnsiTheme="majorHAnsi" w:cstheme="majorHAnsi"/>
-          <w:b/>
-          <w:bCs/>
-          <w:sz w:val="18"/>
-          <w:szCs w:val="18"/>
-          <w:lang w:val="en-US"/>
+        </w:rPr>
+      </w:pPr>
+      <w:r>
+        <w:rPr>
+          <w:rFonts w:asciiTheme="majorHAnsi" w:hAnsiTheme="majorHAnsi" w:cstheme="majorHAnsi"/>
+          <w:b/>
+          <w:bCs/>
+          <w:sz w:val="18"/>
+          <w:szCs w:val="18"/>
         </w:rPr>
         <w:t xml:space="preserve">Placa:  </w:t>
       </w:r>
@@ -5000,7 +4946,6 @@
           <w:rFonts w:asciiTheme="majorHAnsi" w:hAnsiTheme="majorHAnsi" w:cstheme="majorHAnsi"/>
           <w:sz w:val="18"/>
           <w:szCs w:val="18"/>
-          <w:lang w:val="en-US"/>
         </w:rPr>
         <w:t xml:space="preserve"> {PLACA_SIN_GUION}</w:t>
       </w:r>
@@ -5013,7 +4958,6 @@
           <w:rFonts w:asciiTheme="majorHAnsi" w:hAnsiTheme="majorHAnsi" w:cstheme="majorHAnsi"/>
           <w:sz w:val="18"/>
           <w:szCs w:val="18"/>
-          <w:lang w:val="en-US"/>
         </w:rPr>
       </w:pPr>
     </w:p>
@@ -5196,7 +5140,6 @@
           <w:sz w:val="18"/>
           <w:szCs w:val="18"/>
         </w:rPr>
-        <w:lastRenderedPageBreak/>
         <w:t>4.</w:t>
       </w:r>
       <w:r>
@@ -5309,6 +5252,7 @@
           <w:sz w:val="18"/>
           <w:szCs w:val="18"/>
         </w:rPr>
+        <w:lastRenderedPageBreak/>
         <w:t>4.</w:t>
       </w:r>
       <w:r>
@@ -7501,7 +7445,6 @@
           <w:szCs w:val="18"/>
           <w:lang w:val="es-ES_tradnl"/>
         </w:rPr>
-        <w:lastRenderedPageBreak/>
         <w:t xml:space="preserve">No interponer </w:t>
       </w:r>
       <w:r>
@@ -7760,6 +7703,7 @@
           <w:szCs w:val="18"/>
           <w:lang w:val="es-ES"/>
         </w:rPr>
+        <w:lastRenderedPageBreak/>
         <w:t xml:space="preserve">CLÁUSULA </w:t>
       </w:r>
       <w:r>
@@ -9490,7 +9434,6 @@
           <w:sz w:val="18"/>
           <w:szCs w:val="18"/>
         </w:rPr>
-        <w:lastRenderedPageBreak/>
         <w:t>13.</w:t>
       </w:r>
       <w:r>
@@ -9556,6 +9499,7 @@
           <w:sz w:val="18"/>
           <w:szCs w:val="18"/>
         </w:rPr>
+        <w:lastRenderedPageBreak/>
         <w:t>13.</w:t>
       </w:r>
       <w:r>
@@ -11038,8 +10982,9 @@
           <w:szCs w:val="18"/>
           <w:lang w:val="es-MX"/>
         </w:rPr>
-        <w:t xml:space="preserve">/la/los CONSTITUYENTE(S) información y datos personales que serán almacenados, organizados y utilizados a fin de informar acerca de los servicios que brinda ANEFI, información comercial, nuevos servicios, campañas, así como su análisis para establecer tendencias de inversión o perfiles de nuestros clientes. El/La/Los CONSTITUYENTE(S) en su calidad de titular de los datos recolectados, autorizan a ANEFI para: (i) Usar los datos suministrados por ellos, a fin de remitir información comercial sobre los productos manejados por ANEFI a los correos electrónicos y/o teléfonos móviles registrados; y, (ii) Consultar y actualizar los datos personales, en cualquier tiempo, con el fin de mantener actualizada dicha información. El/La/Los CONSTITUYENTE(S) deberá ingresar datos verdaderos, reales, completos </w:t>
-      </w:r>
+        <w:t>/la/los CONSTITUYENTE(S) información y datos personales que serán almacenados, organizados y utilizados a fin de informar acerca de los servicios que brinda ANEFI, información comercial, nuevos servicios, campañas, así como su análisis para establecer tendencias de inversión o perfiles de nuestros clientes. El/La/Los CONSTITUYENTE(S) en su calidad de titular de los datos recolectados, autorizan a ANEFI para: (i) Usar los datos suministrados por ellos, a fin de remitir información comercial sobre los productos manejados por ANEFI a los correos electrónicos y/o teléfonos móviles registrados; y, (</w:t>
+      </w:r>
+      <w:proofErr w:type="spellStart"/>
       <w:r>
         <w:rPr>
           <w:rFonts w:asciiTheme="majorHAnsi" w:hAnsiTheme="majorHAnsi" w:cstheme="majorHAnsi"/>
@@ -11048,8 +10993,29 @@
           <w:szCs w:val="18"/>
           <w:lang w:val="es-MX"/>
         </w:rPr>
+        <w:t>ii</w:t>
+      </w:r>
+      <w:proofErr w:type="spellEnd"/>
+      <w:r>
+        <w:rPr>
+          <w:rFonts w:asciiTheme="majorHAnsi" w:hAnsiTheme="majorHAnsi" w:cstheme="majorHAnsi"/>
+          <w:bCs/>
+          <w:sz w:val="18"/>
+          <w:szCs w:val="18"/>
+          <w:lang w:val="es-MX"/>
+        </w:rPr>
+        <w:t xml:space="preserve">) Consultar y actualizar los datos personales, en cualquier tiempo, con el fin de mantener actualizada dicha información. El/La/Los CONSTITUYENTE(S) deberá ingresar datos verdaderos, reales, completos y actuales. En caso de que, por cualquier motivo el/la/los CONSTITUYENTE(S) entregue datos correspondientes a otras personas, se entenderá que tiene consentimiento expreso de dicha persona y que está otorga a ANEFI autorización para utilizar dicha información para las finalidades antes señaladas. El/La/Los CONSTITUYENTE(S) será el único responsable de cualquier daño o perjuicio, directo o indirecto que pudiere ocasionar a cualquier persona por la entrega de datos falsos, inexactos, incompletos o no actualizados, liberando a ANEFI de tal responsabilidad. El/La/Los </w:t>
+      </w:r>
+      <w:r>
+        <w:rPr>
+          <w:rFonts w:asciiTheme="majorHAnsi" w:hAnsiTheme="majorHAnsi" w:cstheme="majorHAnsi"/>
+          <w:bCs/>
+          <w:sz w:val="18"/>
+          <w:szCs w:val="18"/>
+          <w:lang w:val="es-MX"/>
+        </w:rPr>
         <w:lastRenderedPageBreak/>
-        <w:t>y actuales. En caso de que, por cualquier motivo el/la/los CONSTITUYENTE(S) entregue datos correspondientes a otras personas, se entenderá que tiene consentimiento expreso de dicha persona y que está otorga a ANEFI autorización para utilizar dicha información para las finalidades antes señaladas. El/La/Los CONSTITUYENTE(S) será el único responsable de cualquier daño o perjuicio, directo o indirecto que pudiere ocasionar a cualquier persona por la entrega de datos falsos, inexactos, incompletos o no actualizados, liberando a ANEFI de tal responsabilidad. El/La/Los CONSTITUYENTE(S) podrá ejercer los derechos de acceso, rectificación y actualización de sus datos inexactos o, en su caso, así como a solicitar la suspensión, limitación o eliminación de sus datos, para lo cual deberá comunicar por correo electrónico a la dirección protecciondedatos@anefi.com.ec, conforme lo dispuesto en la Ley Orgánica de Datos Personales.</w:t>
+        <w:t>CONSTITUYENTE(S) podrá ejercer los derechos de acceso, rectificación y actualización de sus datos inexactos o, en su caso, así como a solicitar la suspensión, limitación o eliminación de sus datos, para lo cual deberá comunicar por correo electrónico a la dirección protecciondedatos@anefi.com.ec, conforme lo dispuesto en la Ley Orgánica de Datos Personales.</w:t>
       </w:r>
     </w:p>
     <w:p>
@@ -11584,26 +11550,12 @@
       </w:r>
       <w:r>
         <w:rPr>
-          <w:sz w:val="18"/>
-          <w:szCs w:val="18"/>
-        </w:rPr>
-        <w:t>{EMAIL_GENERADOR}</w:t>
-      </w:r>
-      <w:r>
-        <w:rPr>
-          <w:rFonts w:asciiTheme="majorHAnsi" w:hAnsiTheme="majorHAnsi" w:cstheme="majorHAnsi"/>
-          <w:sz w:val="18"/>
-          <w:szCs w:val="18"/>
-        </w:rPr>
-        <w:t xml:space="preserve"> </w:t>
-      </w:r>
-      <w:r>
-        <w:rPr>
-          <w:rFonts w:asciiTheme="majorHAnsi" w:hAnsiTheme="majorHAnsi" w:cstheme="majorHAnsi"/>
-          <w:sz w:val="18"/>
-          <w:szCs w:val="18"/>
-        </w:rPr>
-        <w:t xml:space="preserve"> </w:t>
+          <w:rFonts w:ascii="Tahoma" w:hAnsi="Tahoma" w:cs="Tahoma"/>
+          <w:sz w:val="18"/>
+          <w:szCs w:val="18"/>
+          <w:lang w:val="es-ES_tradnl"/>
+        </w:rPr>
+        <w:t>gestiondocumental@autocor.com.ec</w:t>
       </w:r>
     </w:p>
     <w:p>
@@ -11650,19 +11602,12 @@
       </w:r>
       <w:r>
         <w:rPr>
-          <w:rFonts w:asciiTheme="majorHAnsi" w:hAnsiTheme="majorHAnsi" w:cstheme="majorHAnsi"/>
-          <w:sz w:val="18"/>
-          <w:szCs w:val="18"/>
-        </w:rPr>
-        <w:t>{EMAIL_FIDUCIARIA}</w:t>
-      </w:r>
-      <w:r>
-        <w:rPr>
-          <w:rFonts w:asciiTheme="majorHAnsi" w:hAnsiTheme="majorHAnsi" w:cstheme="majorHAnsi"/>
-          <w:sz w:val="18"/>
-          <w:szCs w:val="18"/>
-        </w:rPr>
-        <w:t>.</w:t>
+          <w:rFonts w:ascii="Tahoma" w:hAnsi="Tahoma" w:cs="Tahoma"/>
+          <w:sz w:val="18"/>
+          <w:szCs w:val="18"/>
+          <w:lang w:val="es-ES_tradnl"/>
+        </w:rPr>
+        <w:t>infouio@anefi.com.ec</w:t>
       </w:r>
     </w:p>
     <w:p>
@@ -14435,6 +14380,31 @@
 </file>
 
 <file path=customXml/item1.xml><?xml version="1.0" encoding="utf-8"?>
+<p:properties xmlns:p="http://schemas.microsoft.com/office/2006/metadata/properties" xmlns:xsi="http://www.w3.org/2001/XMLSchema-instance" xmlns:pc="http://schemas.microsoft.com/office/infopath/2007/PartnerControls">
+  <documentManagement>
+    <TaxCatchAll xmlns="4c01af50-4897-4d3c-adc3-c1b75cd27eb2" xsi:nil="true"/>
+    <_x0071_082 xmlns="b6ac00cd-0800-4421-be67-ae7be21d431b" xsi:nil="true"/>
+    <lcf76f155ced4ddcb4097134ff3c332f xmlns="b6ac00cd-0800-4421-be67-ae7be21d431b">
+      <Terms xmlns="http://schemas.microsoft.com/office/infopath/2007/PartnerControls"/>
+    </lcf76f155ced4ddcb4097134ff3c332f>
+  </documentManagement>
+</p:properties>
+</file>
+
+<file path=customXml/item2.xml><?xml version="1.0" encoding="utf-8"?>
+<b:Sources xmlns:b="http://schemas.openxmlformats.org/officeDocument/2006/bibliography" xmlns="http://schemas.openxmlformats.org/officeDocument/2006/bibliography" SelectedStyle="\APASixthEditionOfficeOnline.xsl" StyleName="APA" Version="6"/>
+</file>
+
+<file path=customXml/item3.xml><?xml version="1.0" encoding="utf-8"?>
+<?mso-contentType ?>
+<FormTemplates xmlns="http://schemas.microsoft.com/sharepoint/v3/contenttype/forms">
+  <Display>DocumentLibraryForm</Display>
+  <Edit>DocumentLibraryForm</Edit>
+  <New>DocumentLibraryForm</New>
+</FormTemplates>
+</file>
+
+<file path=customXml/item4.xml><?xml version="1.0" encoding="utf-8"?>
 <ct:contentTypeSchema xmlns:ct="http://schemas.microsoft.com/office/2006/metadata/contentType" xmlns:ma="http://schemas.microsoft.com/office/2006/metadata/properties/metaAttributes" ct:_="" ma:_="" ma:contentTypeName="Documento" ma:contentTypeID="0x010100A990379C685AA7489E7E3593093AA4E0" ma:contentTypeVersion="19" ma:contentTypeDescription="Crear nuevo documento." ma:contentTypeScope="" ma:versionID="eeb5ed66cb448f97b18eb8e126642623">
   <xsd:schema xmlns:xsd="http://www.w3.org/2001/XMLSchema" xmlns:xs="http://www.w3.org/2001/XMLSchema" xmlns:p="http://schemas.microsoft.com/office/2006/metadata/properties" xmlns:ns2="b6ac00cd-0800-4421-be67-ae7be21d431b" xmlns:ns3="4c01af50-4897-4d3c-adc3-c1b75cd27eb2" targetNamespace="http://schemas.microsoft.com/office/2006/metadata/properties" ma:root="true" ma:fieldsID="ab0be4c72ba2dbf79ad51569774b96ed" ns2:_="" ns3:_="">
     <xsd:import namespace="b6ac00cd-0800-4421-be67-ae7be21d431b"/>
@@ -14695,32 +14665,34 @@
 </ct:contentTypeSchema>
 </file>
 
-<file path=customXml/item2.xml><?xml version="1.0" encoding="utf-8"?>
-<?mso-contentType ?>
-<FormTemplates xmlns="http://schemas.microsoft.com/sharepoint/v3/contenttype/forms">
-  <Display>DocumentLibraryForm</Display>
-  <Edit>DocumentLibraryForm</Edit>
-  <New>DocumentLibraryForm</New>
-</FormTemplates>
+<file path=customXml/itemProps1.xml><?xml version="1.0" encoding="utf-8"?>
+<ds:datastoreItem xmlns:ds="http://schemas.openxmlformats.org/officeDocument/2006/customXml" ds:itemID="{5B89A692-0F3D-44F8-A1D1-68CB4027FFB9}">
+  <ds:schemaRefs>
+    <ds:schemaRef ds:uri="http://schemas.microsoft.com/office/2006/metadata/properties"/>
+    <ds:schemaRef ds:uri="http://schemas.microsoft.com/office/infopath/2007/PartnerControls"/>
+    <ds:schemaRef ds:uri="4c01af50-4897-4d3c-adc3-c1b75cd27eb2"/>
+    <ds:schemaRef ds:uri="b6ac00cd-0800-4421-be67-ae7be21d431b"/>
+  </ds:schemaRefs>
+</ds:datastoreItem>
 </file>
 
-<file path=customXml/item3.xml><?xml version="1.0" encoding="utf-8"?>
-<b:Sources xmlns:b="http://schemas.openxmlformats.org/officeDocument/2006/bibliography" xmlns="http://schemas.openxmlformats.org/officeDocument/2006/bibliography" SelectedStyle="\APASixthEditionOfficeOnline.xsl" StyleName="APA" Version="6"/>
+<file path=customXml/itemProps2.xml><?xml version="1.0" encoding="utf-8"?>
+<ds:datastoreItem xmlns:ds="http://schemas.openxmlformats.org/officeDocument/2006/customXml" ds:itemID="{5D74999D-CD66-499F-A2F7-EA219B78977C}">
+  <ds:schemaRefs>
+    <ds:schemaRef ds:uri="http://schemas.openxmlformats.org/officeDocument/2006/bibliography"/>
+  </ds:schemaRefs>
+</ds:datastoreItem>
 </file>
 
-<file path=customXml/item4.xml><?xml version="1.0" encoding="utf-8"?>
-<p:properties xmlns:p="http://schemas.microsoft.com/office/2006/metadata/properties" xmlns:xsi="http://www.w3.org/2001/XMLSchema-instance" xmlns:pc="http://schemas.microsoft.com/office/infopath/2007/PartnerControls">
-  <documentManagement>
-    <TaxCatchAll xmlns="4c01af50-4897-4d3c-adc3-c1b75cd27eb2" xsi:nil="true"/>
-    <_x0071_082 xmlns="b6ac00cd-0800-4421-be67-ae7be21d431b" xsi:nil="true"/>
-    <lcf76f155ced4ddcb4097134ff3c332f xmlns="b6ac00cd-0800-4421-be67-ae7be21d431b">
-      <Terms xmlns="http://schemas.microsoft.com/office/infopath/2007/PartnerControls"/>
-    </lcf76f155ced4ddcb4097134ff3c332f>
-  </documentManagement>
-</p:properties>
+<file path=customXml/itemProps3.xml><?xml version="1.0" encoding="utf-8"?>
+<ds:datastoreItem xmlns:ds="http://schemas.openxmlformats.org/officeDocument/2006/customXml" ds:itemID="{B8BEEA06-087C-4AC5-90A2-0927F0A8AAC3}">
+  <ds:schemaRefs>
+    <ds:schemaRef ds:uri="http://schemas.microsoft.com/sharepoint/v3/contenttype/forms"/>
+  </ds:schemaRefs>
+</ds:datastoreItem>
 </file>
 
-<file path=customXml/itemProps1.xml><?xml version="1.0" encoding="utf-8"?>
+<file path=customXml/itemProps4.xml><?xml version="1.0" encoding="utf-8"?>
 <ds:datastoreItem xmlns:ds="http://schemas.openxmlformats.org/officeDocument/2006/customXml" ds:itemID="{59DF6C4D-FE27-4F4A-A2E5-7D776E94A254}">
   <ds:schemaRefs>
     <ds:schemaRef ds:uri="http://schemas.microsoft.com/office/2006/metadata/contentType"/>
@@ -14737,31 +14709,4 @@
     <ds:schemaRef ds:uri="http://schemas.microsoft.com/internal/obd"/>
   </ds:schemaRefs>
 </ds:datastoreItem>
-</file>
-
-<file path=customXml/itemProps2.xml><?xml version="1.0" encoding="utf-8"?>
-<ds:datastoreItem xmlns:ds="http://schemas.openxmlformats.org/officeDocument/2006/customXml" ds:itemID="{B8BEEA06-087C-4AC5-90A2-0927F0A8AAC3}">
-  <ds:schemaRefs>
-    <ds:schemaRef ds:uri="http://schemas.microsoft.com/sharepoint/v3/contenttype/forms"/>
-  </ds:schemaRefs>
-</ds:datastoreItem>
-</file>
-
-<file path=customXml/itemProps3.xml><?xml version="1.0" encoding="utf-8"?>
-<ds:datastoreItem xmlns:ds="http://schemas.openxmlformats.org/officeDocument/2006/customXml" ds:itemID="{5D74999D-CD66-499F-A2F7-EA219B78977C}">
-  <ds:schemaRefs>
-    <ds:schemaRef ds:uri="http://schemas.openxmlformats.org/officeDocument/2006/bibliography"/>
-  </ds:schemaRefs>
-</ds:datastoreItem>
-</file>
-
-<file path=customXml/itemProps4.xml><?xml version="1.0" encoding="utf-8"?>
-<ds:datastoreItem xmlns:ds="http://schemas.openxmlformats.org/officeDocument/2006/customXml" ds:itemID="{5B89A692-0F3D-44F8-A1D1-68CB4027FFB9}">
-  <ds:schemaRefs>
-    <ds:schemaRef ds:uri="http://schemas.microsoft.com/office/2006/metadata/properties"/>
-    <ds:schemaRef ds:uri="http://schemas.microsoft.com/office/infopath/2007/PartnerControls"/>
-    <ds:schemaRef ds:uri="4c01af50-4897-4d3c-adc3-c1b75cd27eb2"/>
-    <ds:schemaRef ds:uri="b6ac00cd-0800-4421-be67-ae7be21d431b"/>
-  </ds:schemaRefs>
-</ds:datastoreItem>
 </file>